--- a/文件/全國大專校院智慧創新暨跨域整合創作競/企劃書.docx
+++ b/文件/全國大專校院智慧創新暨跨域整合創作競/企劃書.docx
@@ -69,7 +69,25 @@
                 <w:sz w:val="32"/>
                 <w:szCs w:val="32"/>
               </w:rPr>
-              <w:t>年全國大專校院智慧創新暨跨域整合創作</w:t>
+              <w:t>年全國大專校院智慧創新</w:t>
+            </w:r>
+            <w:proofErr w:type="gramStart"/>
+            <w:r>
+              <w:rPr>
+                <w:rFonts w:eastAsia="標楷體"/>
+                <w:sz w:val="32"/>
+                <w:szCs w:val="32"/>
+              </w:rPr>
+              <w:t>暨跨域</w:t>
+            </w:r>
+            <w:proofErr w:type="gramEnd"/>
+            <w:r>
+              <w:rPr>
+                <w:rFonts w:eastAsia="標楷體"/>
+                <w:sz w:val="32"/>
+                <w:szCs w:val="32"/>
+              </w:rPr>
+              <w:t>整合創作</w:t>
             </w:r>
             <w:r>
               <w:rPr>
@@ -235,13 +253,23 @@
               </w:rPr>
               <w:t xml:space="preserve"> </w:t>
             </w:r>
-            <w:r>
-              <w:rPr>
-                <w:rFonts w:eastAsia="標楷體" w:hint="eastAsia"/>
-                <w:sz w:val="28"/>
-                <w:szCs w:val="28"/>
-              </w:rPr>
-              <w:t>體感互動科技組</w:t>
+            <w:proofErr w:type="gramStart"/>
+            <w:r>
+              <w:rPr>
+                <w:rFonts w:eastAsia="標楷體" w:hint="eastAsia"/>
+                <w:sz w:val="28"/>
+                <w:szCs w:val="28"/>
+              </w:rPr>
+              <w:t>體感互動</w:t>
+            </w:r>
+            <w:proofErr w:type="gramEnd"/>
+            <w:r>
+              <w:rPr>
+                <w:rFonts w:eastAsia="標楷體" w:hint="eastAsia"/>
+                <w:sz w:val="28"/>
+                <w:szCs w:val="28"/>
+              </w:rPr>
+              <w:t>科技組</w:t>
             </w:r>
           </w:p>
           <w:p>
@@ -359,12 +387,13 @@
               <w:pStyle w:val="Default"/>
               <w:spacing w:beforeLines="50" w:before="120" w:line="360" w:lineRule="auto"/>
               <w:rPr>
-                <w:rFonts w:eastAsia="標楷體" w:hint="eastAsia"/>
+                <w:rFonts w:eastAsia="標楷體"/>
                 <w:color w:val="auto"/>
                 <w:sz w:val="28"/>
                 <w:szCs w:val="28"/>
               </w:rPr>
             </w:pPr>
+            <w:proofErr w:type="gramStart"/>
             <w:r>
               <w:rPr>
                 <w:rFonts w:eastAsia="標楷體" w:hint="eastAsia"/>
@@ -374,6 +403,7 @@
               </w:rPr>
               <w:t>谷得</w:t>
             </w:r>
+            <w:proofErr w:type="gramEnd"/>
             <w:r>
               <w:rPr>
                 <w:rFonts w:eastAsia="標楷體" w:hint="eastAsia"/>
@@ -437,14 +467,25 @@
               </w:rPr>
               <w:t>商品及</w:t>
             </w:r>
-            <w:r>
-              <w:rPr>
-                <w:rFonts w:eastAsia="標楷體" w:hint="eastAsia"/>
-                <w:color w:val="auto"/>
-                <w:sz w:val="28"/>
-                <w:szCs w:val="28"/>
-              </w:rPr>
-              <w:t>週邊</w:t>
+            <w:proofErr w:type="gramStart"/>
+            <w:r>
+              <w:rPr>
+                <w:rFonts w:eastAsia="標楷體" w:hint="eastAsia"/>
+                <w:color w:val="auto"/>
+                <w:sz w:val="28"/>
+                <w:szCs w:val="28"/>
+              </w:rPr>
+              <w:t>週</w:t>
+            </w:r>
+            <w:proofErr w:type="gramEnd"/>
+            <w:r>
+              <w:rPr>
+                <w:rFonts w:eastAsia="標楷體" w:hint="eastAsia"/>
+                <w:color w:val="auto"/>
+                <w:sz w:val="28"/>
+                <w:szCs w:val="28"/>
+              </w:rPr>
+              <w:t>邊</w:t>
             </w:r>
           </w:p>
           <w:p>
@@ -452,7 +493,7 @@
               <w:pStyle w:val="Default"/>
               <w:spacing w:beforeLines="50" w:before="120" w:line="360" w:lineRule="auto"/>
               <w:rPr>
-                <w:rFonts w:eastAsia="標楷體" w:hint="eastAsia"/>
+                <w:rFonts w:eastAsia="標楷體"/>
                 <w:color w:val="auto"/>
                 <w:sz w:val="28"/>
                 <w:szCs w:val="28"/>
@@ -465,7 +506,27 @@
                 <w:sz w:val="28"/>
                 <w:szCs w:val="28"/>
               </w:rPr>
-              <w:t>我們的系統是一個針對週邊文化圈（又名谷圈）</w:t>
+              <w:t>我們的系統是一個針對</w:t>
+            </w:r>
+            <w:proofErr w:type="gramStart"/>
+            <w:r>
+              <w:rPr>
+                <w:rFonts w:eastAsia="標楷體" w:hint="eastAsia"/>
+                <w:color w:val="auto"/>
+                <w:sz w:val="28"/>
+                <w:szCs w:val="28"/>
+              </w:rPr>
+              <w:t>週</w:t>
+            </w:r>
+            <w:proofErr w:type="gramEnd"/>
+            <w:r>
+              <w:rPr>
+                <w:rFonts w:eastAsia="標楷體" w:hint="eastAsia"/>
+                <w:color w:val="auto"/>
+                <w:sz w:val="28"/>
+                <w:szCs w:val="28"/>
+              </w:rPr>
+              <w:t>邊文化圈（又名谷圈）</w:t>
             </w:r>
           </w:p>
           <w:p>
@@ -548,7 +609,7 @@
               <w:pStyle w:val="Default"/>
               <w:spacing w:beforeLines="50" w:before="120" w:line="360" w:lineRule="auto"/>
               <w:rPr>
-                <w:rFonts w:eastAsia="標楷體" w:hint="eastAsia"/>
+                <w:rFonts w:eastAsia="標楷體"/>
                 <w:color w:val="auto"/>
                 <w:sz w:val="28"/>
                 <w:szCs w:val="28"/>
@@ -630,7 +691,27 @@
                 <w:sz w:val="28"/>
                 <w:szCs w:val="28"/>
               </w:rPr>
-              <w:t>能夠自行上架想發售的商品</w:t>
+              <w:t>能夠自行</w:t>
+            </w:r>
+            <w:proofErr w:type="gramStart"/>
+            <w:r>
+              <w:rPr>
+                <w:rFonts w:eastAsia="標楷體" w:hint="eastAsia"/>
+                <w:color w:val="auto"/>
+                <w:sz w:val="28"/>
+                <w:szCs w:val="28"/>
+              </w:rPr>
+              <w:t>上架想發售</w:t>
+            </w:r>
+            <w:proofErr w:type="gramEnd"/>
+            <w:r>
+              <w:rPr>
+                <w:rFonts w:eastAsia="標楷體" w:hint="eastAsia"/>
+                <w:color w:val="auto"/>
+                <w:sz w:val="28"/>
+                <w:szCs w:val="28"/>
+              </w:rPr>
+              <w:t>的商品</w:t>
             </w:r>
             <w:r>
               <w:rPr>
@@ -657,14 +738,25 @@
                 <w:szCs w:val="28"/>
               </w:rPr>
             </w:pPr>
-            <w:r>
-              <w:rPr>
-                <w:rFonts w:eastAsia="標楷體" w:hint="eastAsia"/>
-                <w:color w:val="auto"/>
-                <w:sz w:val="28"/>
-                <w:szCs w:val="28"/>
-              </w:rPr>
-              <w:t>收物帖發布</w:t>
+            <w:proofErr w:type="gramStart"/>
+            <w:r>
+              <w:rPr>
+                <w:rFonts w:eastAsia="標楷體" w:hint="eastAsia"/>
+                <w:color w:val="auto"/>
+                <w:sz w:val="28"/>
+                <w:szCs w:val="28"/>
+              </w:rPr>
+              <w:t>收物帖</w:t>
+            </w:r>
+            <w:proofErr w:type="gramEnd"/>
+            <w:r>
+              <w:rPr>
+                <w:rFonts w:eastAsia="標楷體" w:hint="eastAsia"/>
+                <w:color w:val="auto"/>
+                <w:sz w:val="28"/>
+                <w:szCs w:val="28"/>
+              </w:rPr>
+              <w:t>發布</w:t>
             </w:r>
             <w:r>
               <w:rPr>
@@ -739,7 +831,7 @@
               </w:numPr>
               <w:spacing w:beforeLines="50" w:before="120" w:line="360" w:lineRule="auto"/>
               <w:rPr>
-                <w:rFonts w:eastAsia="標楷體" w:hint="eastAsia"/>
+                <w:rFonts w:eastAsia="標楷體"/>
                 <w:color w:val="auto"/>
                 <w:sz w:val="28"/>
                 <w:szCs w:val="28"/>
@@ -1090,7 +1182,7 @@
               <w:spacing w:beforeLines="50" w:before="120" w:line="360" w:lineRule="auto"/>
               <w:ind w:left="360"/>
               <w:rPr>
-                <w:rFonts w:eastAsia="標楷體" w:hint="eastAsia"/>
+                <w:rFonts w:eastAsia="標楷體"/>
                 <w:color w:val="auto"/>
                 <w:sz w:val="28"/>
                 <w:szCs w:val="28"/>
@@ -1112,7 +1204,7 @@
               <w:spacing w:beforeLines="50" w:before="120" w:line="360" w:lineRule="auto"/>
               <w:ind w:left="360"/>
               <w:rPr>
-                <w:rFonts w:eastAsia="標楷體" w:hint="eastAsia"/>
+                <w:rFonts w:eastAsia="標楷體"/>
                 <w:color w:val="auto"/>
                 <w:sz w:val="28"/>
                 <w:szCs w:val="28"/>
@@ -1121,6 +1213,7 @@
             <w:r>
               <w:rPr>
                 <w:rFonts w:eastAsia="標楷體"/>
+                <w:noProof/>
                 <w:color w:val="auto"/>
                 <w:sz w:val="28"/>
                 <w:szCs w:val="28"/>
@@ -1185,6 +1278,125 @@
                 <w:sz w:val="28"/>
                 <w:szCs w:val="28"/>
               </w:rPr>
+              <w:t>評價系統</w:t>
+            </w:r>
+            <w:r>
+              <w:rPr>
+                <w:rFonts w:eastAsia="標楷體" w:hint="eastAsia"/>
+                <w:color w:val="auto"/>
+                <w:sz w:val="28"/>
+                <w:szCs w:val="28"/>
+              </w:rPr>
+              <w:t xml:space="preserve"> </w:t>
+            </w:r>
+            <w:proofErr w:type="gramStart"/>
+            <w:r>
+              <w:rPr>
+                <w:rFonts w:eastAsia="標楷體"/>
+                <w:color w:val="auto"/>
+                <w:sz w:val="28"/>
+                <w:szCs w:val="28"/>
+              </w:rPr>
+              <w:t>–</w:t>
+            </w:r>
+            <w:proofErr w:type="gramEnd"/>
+            <w:r>
+              <w:rPr>
+                <w:rFonts w:eastAsia="標楷體" w:hint="eastAsia"/>
+                <w:color w:val="auto"/>
+                <w:sz w:val="28"/>
+                <w:szCs w:val="28"/>
+              </w:rPr>
+              <w:t xml:space="preserve"> </w:t>
+            </w:r>
+            <w:r>
+              <w:rPr>
+                <w:rFonts w:eastAsia="標楷體" w:hint="eastAsia"/>
+                <w:color w:val="auto"/>
+                <w:sz w:val="28"/>
+                <w:szCs w:val="28"/>
+              </w:rPr>
+              <w:t>在</w:t>
+            </w:r>
+            <w:r>
+              <w:rPr>
+                <w:rFonts w:eastAsia="標楷體" w:hint="eastAsia"/>
+                <w:color w:val="auto"/>
+                <w:sz w:val="28"/>
+                <w:szCs w:val="28"/>
+              </w:rPr>
+              <w:t>Facebook</w:t>
+            </w:r>
+            <w:r>
+              <w:rPr>
+                <w:rFonts w:eastAsia="標楷體" w:hint="eastAsia"/>
+                <w:color w:val="auto"/>
+                <w:sz w:val="28"/>
+                <w:szCs w:val="28"/>
+              </w:rPr>
+              <w:t>社團交易中，常常因為無法得知</w:t>
+            </w:r>
+            <w:proofErr w:type="gramStart"/>
+            <w:r>
+              <w:rPr>
+                <w:rFonts w:eastAsia="標楷體" w:hint="eastAsia"/>
+                <w:color w:val="auto"/>
+                <w:sz w:val="28"/>
+                <w:szCs w:val="28"/>
+              </w:rPr>
+              <w:t>一</w:t>
+            </w:r>
+            <w:proofErr w:type="gramEnd"/>
+            <w:r>
+              <w:rPr>
+                <w:rFonts w:eastAsia="標楷體" w:hint="eastAsia"/>
+                <w:color w:val="auto"/>
+                <w:sz w:val="28"/>
+                <w:szCs w:val="28"/>
+              </w:rPr>
+              <w:t>個人的交易信用度而導致了非常多詐騙，因此我們的系統增加了此項目</w:t>
+            </w:r>
+            <w:r>
+              <w:rPr>
+                <w:rFonts w:eastAsia="標楷體" w:hint="eastAsia"/>
+                <w:color w:val="auto"/>
+                <w:sz w:val="28"/>
+                <w:szCs w:val="28"/>
+              </w:rPr>
+              <w:t>用於讓使用者了解該賣家的過去銷售狀況</w:t>
+            </w:r>
+            <w:r>
+              <w:rPr>
+                <w:rFonts w:eastAsia="標楷體" w:hint="eastAsia"/>
+                <w:color w:val="auto"/>
+                <w:sz w:val="28"/>
+                <w:szCs w:val="28"/>
+              </w:rPr>
+              <w:t>。</w:t>
+            </w:r>
+          </w:p>
+          <w:p>
+            <w:pPr>
+              <w:pStyle w:val="Default"/>
+              <w:numPr>
+                <w:ilvl w:val="0"/>
+                <w:numId w:val="2"/>
+              </w:numPr>
+              <w:spacing w:beforeLines="50" w:before="120" w:line="360" w:lineRule="auto"/>
+              <w:rPr>
+                <w:rFonts w:eastAsia="標楷體" w:hint="eastAsia"/>
+                <w:color w:val="auto"/>
+                <w:sz w:val="28"/>
+                <w:szCs w:val="28"/>
+              </w:rPr>
+            </w:pPr>
+            <w:r>
+              <w:rPr>
+                <w:rFonts w:eastAsia="標楷體" w:hint="eastAsia"/>
+                <w:color w:val="auto"/>
+                <w:sz w:val="28"/>
+                <w:szCs w:val="28"/>
+              </w:rPr>
               <w:t>解決</w:t>
             </w:r>
             <w:r>
@@ -1230,43 +1442,7 @@
                 <w:sz w:val="28"/>
                 <w:szCs w:val="28"/>
               </w:rPr>
-              <w:t>，</w:t>
-            </w:r>
-            <w:r>
-              <w:rPr>
-                <w:rFonts w:eastAsia="標楷體" w:hint="eastAsia"/>
-                <w:color w:val="auto"/>
-                <w:sz w:val="28"/>
-                <w:szCs w:val="28"/>
-              </w:rPr>
-              <w:t>資訊流失</w:t>
-            </w:r>
-            <w:r>
-              <w:rPr>
-                <w:rFonts w:eastAsia="標楷體" w:hint="eastAsia"/>
-                <w:color w:val="auto"/>
-                <w:sz w:val="28"/>
-                <w:szCs w:val="28"/>
-              </w:rPr>
-              <w:t>，</w:t>
-            </w:r>
-            <w:r>
-              <w:rPr>
-                <w:rFonts w:eastAsia="標楷體" w:hint="eastAsia"/>
-                <w:color w:val="auto"/>
-                <w:sz w:val="28"/>
-                <w:szCs w:val="28"/>
-              </w:rPr>
-              <w:t>留言錯誤</w:t>
-            </w:r>
-            <w:r>
-              <w:rPr>
-                <w:rFonts w:eastAsia="標楷體" w:hint="eastAsia"/>
-                <w:color w:val="auto"/>
-                <w:sz w:val="28"/>
-                <w:szCs w:val="28"/>
-              </w:rPr>
-              <w:t>：使用</w:t>
+              <w:t>，資訊流失，留言錯誤：使用</w:t>
             </w:r>
             <w:r>
               <w:rPr>
@@ -1353,6 +1529,15 @@
                 <w:sz w:val="28"/>
                 <w:szCs w:val="28"/>
               </w:rPr>
+              <w:t xml:space="preserve"> </w:t>
+            </w:r>
+            <w:r>
+              <w:rPr>
+                <w:rFonts w:eastAsia="標楷體" w:hint="eastAsia"/>
+                <w:color w:val="auto"/>
+                <w:sz w:val="28"/>
+                <w:szCs w:val="28"/>
+              </w:rPr>
               <w:t>F</w:t>
             </w:r>
             <w:r>
@@ -1371,6 +1556,15 @@
                 <w:sz w:val="28"/>
                 <w:szCs w:val="28"/>
               </w:rPr>
+              <w:t xml:space="preserve"> </w:t>
+            </w:r>
+            <w:r>
+              <w:rPr>
+                <w:rFonts w:eastAsia="標楷體" w:hint="eastAsia"/>
+                <w:color w:val="auto"/>
+                <w:sz w:val="28"/>
+                <w:szCs w:val="28"/>
+              </w:rPr>
               <w:t>以及蝦皮</w:t>
             </w:r>
             <w:r>
@@ -1389,7 +1583,47 @@
                 <w:sz w:val="28"/>
                 <w:szCs w:val="28"/>
               </w:rPr>
-              <w:t>本系統專為「團購周邊」與「盲抽拆售」需求設計，支援「多帶優先分配」、商品自動裁圖、買賣雙方留言管理與訂單統計整合，補足現有平台對特殊交易機制的支援不足</w:t>
+              <w:t>本系統專為「團購周邊」與「</w:t>
+            </w:r>
+            <w:proofErr w:type="gramStart"/>
+            <w:r>
+              <w:rPr>
+                <w:rFonts w:eastAsia="標楷體" w:hint="eastAsia"/>
+                <w:color w:val="auto"/>
+                <w:sz w:val="28"/>
+                <w:szCs w:val="28"/>
+              </w:rPr>
+              <w:t>盲抽拆售</w:t>
+            </w:r>
+            <w:proofErr w:type="gramEnd"/>
+            <w:r>
+              <w:rPr>
+                <w:rFonts w:eastAsia="標楷體" w:hint="eastAsia"/>
+                <w:color w:val="auto"/>
+                <w:sz w:val="28"/>
+                <w:szCs w:val="28"/>
+              </w:rPr>
+              <w:t>」需求設計，支援「多帶優先分配」、商品</w:t>
+            </w:r>
+            <w:proofErr w:type="gramStart"/>
+            <w:r>
+              <w:rPr>
+                <w:rFonts w:eastAsia="標楷體" w:hint="eastAsia"/>
+                <w:color w:val="auto"/>
+                <w:sz w:val="28"/>
+                <w:szCs w:val="28"/>
+              </w:rPr>
+              <w:t>自動裁圖</w:t>
+            </w:r>
+            <w:proofErr w:type="gramEnd"/>
+            <w:r>
+              <w:rPr>
+                <w:rFonts w:eastAsia="標楷體" w:hint="eastAsia"/>
+                <w:color w:val="auto"/>
+                <w:sz w:val="28"/>
+                <w:szCs w:val="28"/>
+              </w:rPr>
+              <w:t>、與訂單統計整合，補足現有平台對特殊交易機制的支援不足</w:t>
             </w:r>
             <w:r>
               <w:rPr>
@@ -1447,7 +1681,7 @@
             </w:r>
             <w:r>
               <w:rPr>
-                <w:rFonts w:eastAsia="標楷體"/>
+                <w:rFonts w:eastAsia="標楷體" w:hint="eastAsia"/>
                 <w:color w:val="auto"/>
                 <w:sz w:val="28"/>
                 <w:szCs w:val="28"/>
@@ -1461,7 +1695,27 @@
                 <w:sz w:val="28"/>
                 <w:szCs w:val="28"/>
               </w:rPr>
-              <w:t>在商品數量多時，會產生</w:t>
+              <w:t>在商品數量</w:t>
+            </w:r>
+            <w:proofErr w:type="gramStart"/>
+            <w:r>
+              <w:rPr>
+                <w:rFonts w:eastAsia="標楷體" w:hint="eastAsia"/>
+                <w:color w:val="auto"/>
+                <w:sz w:val="28"/>
+                <w:szCs w:val="28"/>
+              </w:rPr>
+              <w:t>多時，</w:t>
+            </w:r>
+            <w:proofErr w:type="gramEnd"/>
+            <w:r>
+              <w:rPr>
+                <w:rFonts w:eastAsia="標楷體" w:hint="eastAsia"/>
+                <w:color w:val="auto"/>
+                <w:sz w:val="28"/>
+                <w:szCs w:val="28"/>
+              </w:rPr>
+              <w:t>會產生</w:t>
             </w:r>
             <w:r>
               <w:rPr>
@@ -1498,6 +1752,15 @@
                 <w:szCs w:val="28"/>
               </w:rPr>
               <w:t>等問題</w:t>
+            </w:r>
+            <w:r>
+              <w:rPr>
+                <w:rFonts w:eastAsia="標楷體" w:hint="eastAsia"/>
+                <w:color w:val="auto"/>
+                <w:sz w:val="28"/>
+                <w:szCs w:val="28"/>
+              </w:rPr>
+              <w:t>，而在傳統網購平台則無法支援多帶等交易方式</w:t>
             </w:r>
             <w:r>
               <w:rPr>
@@ -1796,7 +2059,7 @@
               <w:pStyle w:val="Default"/>
               <w:spacing w:beforeLines="50" w:before="120" w:line="360" w:lineRule="auto"/>
               <w:rPr>
-                <w:rFonts w:eastAsia="標楷體" w:hint="eastAsia"/>
+                <w:rFonts w:eastAsia="標楷體"/>
                 <w:color w:val="auto"/>
                 <w:sz w:val="28"/>
                 <w:szCs w:val="28"/>
@@ -1865,16 +2128,66 @@
                 <w:sz w:val="28"/>
                 <w:szCs w:val="28"/>
               </w:rPr>
-              <w:t>商品會需要進行</w:t>
-            </w:r>
-            <w:r>
-              <w:rPr>
-                <w:rFonts w:eastAsia="標楷體" w:hint="eastAsia"/>
-                <w:color w:val="auto"/>
-                <w:sz w:val="28"/>
-                <w:szCs w:val="28"/>
-              </w:rPr>
-              <w:t>「拆賣」、「收物」</w:t>
+              <w:t>商品會</w:t>
+            </w:r>
+            <w:r>
+              <w:rPr>
+                <w:rFonts w:eastAsia="標楷體" w:hint="eastAsia"/>
+                <w:color w:val="auto"/>
+                <w:sz w:val="28"/>
+                <w:szCs w:val="28"/>
+              </w:rPr>
+              <w:lastRenderedPageBreak/>
+              <w:t>需要進行</w:t>
+            </w:r>
+            <w:r>
+              <w:rPr>
+                <w:rFonts w:eastAsia="標楷體" w:hint="eastAsia"/>
+                <w:color w:val="auto"/>
+                <w:sz w:val="28"/>
+                <w:szCs w:val="28"/>
+              </w:rPr>
+              <w:t>「</w:t>
+            </w:r>
+            <w:proofErr w:type="gramStart"/>
+            <w:r>
+              <w:rPr>
+                <w:rFonts w:eastAsia="標楷體" w:hint="eastAsia"/>
+                <w:color w:val="auto"/>
+                <w:sz w:val="28"/>
+                <w:szCs w:val="28"/>
+              </w:rPr>
+              <w:t>拆賣</w:t>
+            </w:r>
+            <w:proofErr w:type="gramEnd"/>
+            <w:r>
+              <w:rPr>
+                <w:rFonts w:eastAsia="標楷體" w:hint="eastAsia"/>
+                <w:color w:val="auto"/>
+                <w:sz w:val="28"/>
+                <w:szCs w:val="28"/>
+              </w:rPr>
+              <w:t>」、「</w:t>
+            </w:r>
+            <w:proofErr w:type="gramStart"/>
+            <w:r>
+              <w:rPr>
+                <w:rFonts w:eastAsia="標楷體" w:hint="eastAsia"/>
+                <w:color w:val="auto"/>
+                <w:sz w:val="28"/>
+                <w:szCs w:val="28"/>
+              </w:rPr>
+              <w:t>收物</w:t>
+            </w:r>
+            <w:proofErr w:type="gramEnd"/>
+            <w:r>
+              <w:rPr>
+                <w:rFonts w:eastAsia="標楷體" w:hint="eastAsia"/>
+                <w:color w:val="auto"/>
+                <w:sz w:val="28"/>
+                <w:szCs w:val="28"/>
+              </w:rPr>
+              <w:t>」</w:t>
             </w:r>
             <w:r>
               <w:rPr>
@@ -1901,7 +2214,47 @@
                 <w:sz w:val="28"/>
                 <w:szCs w:val="28"/>
               </w:rPr>
-              <w:t>引入「收物帖」與「推薦機制」功能讓買家主動提出需求並媒合賣家商品</w:t>
+              <w:t>引入「</w:t>
+            </w:r>
+            <w:proofErr w:type="gramStart"/>
+            <w:r>
+              <w:rPr>
+                <w:rFonts w:eastAsia="標楷體" w:hint="eastAsia"/>
+                <w:color w:val="auto"/>
+                <w:sz w:val="28"/>
+                <w:szCs w:val="28"/>
+              </w:rPr>
+              <w:t>收物帖</w:t>
+            </w:r>
+            <w:proofErr w:type="gramEnd"/>
+            <w:r>
+              <w:rPr>
+                <w:rFonts w:eastAsia="標楷體" w:hint="eastAsia"/>
+                <w:color w:val="auto"/>
+                <w:sz w:val="28"/>
+                <w:szCs w:val="28"/>
+              </w:rPr>
+              <w:t>」與「推薦機制」功能讓買家主動提出</w:t>
+            </w:r>
+            <w:proofErr w:type="gramStart"/>
+            <w:r>
+              <w:rPr>
+                <w:rFonts w:eastAsia="標楷體" w:hint="eastAsia"/>
+                <w:color w:val="auto"/>
+                <w:sz w:val="28"/>
+                <w:szCs w:val="28"/>
+              </w:rPr>
+              <w:t>需求並媒合</w:t>
+            </w:r>
+            <w:proofErr w:type="gramEnd"/>
+            <w:r>
+              <w:rPr>
+                <w:rFonts w:eastAsia="標楷體" w:hint="eastAsia"/>
+                <w:color w:val="auto"/>
+                <w:sz w:val="28"/>
+                <w:szCs w:val="28"/>
+              </w:rPr>
+              <w:t>賣家商品</w:t>
             </w:r>
             <w:r>
               <w:rPr>
@@ -1955,17 +2308,7 @@
                 <w:sz w:val="28"/>
                 <w:szCs w:val="28"/>
               </w:rPr>
-              <w:t>也同</w:t>
-            </w:r>
-            <w:r>
-              <w:rPr>
-                <w:rFonts w:eastAsia="標楷體" w:hint="eastAsia"/>
-                <w:color w:val="auto"/>
-                <w:sz w:val="28"/>
-                <w:szCs w:val="28"/>
-              </w:rPr>
-              <w:lastRenderedPageBreak/>
-              <w:t>時減少</w:t>
+              <w:t>也同時減少</w:t>
             </w:r>
             <w:r>
               <w:rPr>
@@ -2006,14 +2349,45 @@
               </w:rPr>
               <w:br/>
             </w:r>
-            <w:r>
-              <w:rPr>
-                <w:rFonts w:eastAsia="標楷體" w:hint="eastAsia"/>
-                <w:color w:val="auto"/>
-                <w:sz w:val="28"/>
-                <w:szCs w:val="28"/>
-              </w:rPr>
-              <w:t>拆賣與收物：假設盲盒中有蠟筆小新系列公仔</w:t>
+            <w:proofErr w:type="gramStart"/>
+            <w:r>
+              <w:rPr>
+                <w:rFonts w:eastAsia="標楷體" w:hint="eastAsia"/>
+                <w:color w:val="auto"/>
+                <w:sz w:val="28"/>
+                <w:szCs w:val="28"/>
+              </w:rPr>
+              <w:t>拆賣與收物</w:t>
+            </w:r>
+            <w:proofErr w:type="gramEnd"/>
+            <w:r>
+              <w:rPr>
+                <w:rFonts w:eastAsia="標楷體" w:hint="eastAsia"/>
+                <w:color w:val="auto"/>
+                <w:sz w:val="28"/>
+                <w:szCs w:val="28"/>
+              </w:rPr>
+              <w:t>：</w:t>
+            </w:r>
+            <w:proofErr w:type="gramStart"/>
+            <w:r>
+              <w:rPr>
+                <w:rFonts w:eastAsia="標楷體" w:hint="eastAsia"/>
+                <w:color w:val="auto"/>
+                <w:sz w:val="28"/>
+                <w:szCs w:val="28"/>
+              </w:rPr>
+              <w:t>假設盲盒中</w:t>
+            </w:r>
+            <w:proofErr w:type="gramEnd"/>
+            <w:r>
+              <w:rPr>
+                <w:rFonts w:eastAsia="標楷體" w:hint="eastAsia"/>
+                <w:color w:val="auto"/>
+                <w:sz w:val="28"/>
+                <w:szCs w:val="28"/>
+              </w:rPr>
+              <w:t>有蠟筆小新系列公仔</w:t>
             </w:r>
             <w:r>
               <w:rPr>
@@ -2031,7 +2405,47 @@
                 <w:sz w:val="28"/>
                 <w:szCs w:val="28"/>
               </w:rPr>
-              <w:t>有些人會想要小新，有些人則是想要阿呆，同時也會有人想要妮妮，假設有人抽到自己不想要的，就會有人出來販售，同理，也會有人出來收自己想要的公仔。</w:t>
+              <w:t>有些人會想要小新，有些人則是想要阿呆，同時也會有人想要妮</w:t>
+            </w:r>
+            <w:proofErr w:type="gramStart"/>
+            <w:r>
+              <w:rPr>
+                <w:rFonts w:eastAsia="標楷體" w:hint="eastAsia"/>
+                <w:color w:val="auto"/>
+                <w:sz w:val="28"/>
+                <w:szCs w:val="28"/>
+              </w:rPr>
+              <w:t>妮</w:t>
+            </w:r>
+            <w:proofErr w:type="gramEnd"/>
+            <w:r>
+              <w:rPr>
+                <w:rFonts w:eastAsia="標楷體" w:hint="eastAsia"/>
+                <w:color w:val="auto"/>
+                <w:sz w:val="28"/>
+                <w:szCs w:val="28"/>
+              </w:rPr>
+              <w:t>，假設有人抽到自己</w:t>
+            </w:r>
+            <w:proofErr w:type="gramStart"/>
+            <w:r>
+              <w:rPr>
+                <w:rFonts w:eastAsia="標楷體" w:hint="eastAsia"/>
+                <w:color w:val="auto"/>
+                <w:sz w:val="28"/>
+                <w:szCs w:val="28"/>
+              </w:rPr>
+              <w:t>不</w:t>
+            </w:r>
+            <w:proofErr w:type="gramEnd"/>
+            <w:r>
+              <w:rPr>
+                <w:rFonts w:eastAsia="標楷體" w:hint="eastAsia"/>
+                <w:color w:val="auto"/>
+                <w:sz w:val="28"/>
+                <w:szCs w:val="28"/>
+              </w:rPr>
+              <w:t>想要的，就會有人出來販售，同理，也會有人出來收自己想要的公仔。</w:t>
             </w:r>
           </w:p>
           <w:p>
@@ -2039,7 +2453,7 @@
               <w:pStyle w:val="Default"/>
               <w:spacing w:beforeLines="50" w:before="120" w:line="360" w:lineRule="auto"/>
               <w:rPr>
-                <w:rFonts w:eastAsia="標楷體" w:hint="eastAsia"/>
+                <w:rFonts w:eastAsia="標楷體"/>
                 <w:color w:val="auto"/>
                 <w:sz w:val="28"/>
                 <w:szCs w:val="28"/>
@@ -2081,7 +2495,7 @@
               </w:numPr>
               <w:spacing w:beforeLines="50" w:before="120" w:line="360" w:lineRule="auto"/>
               <w:rPr>
-                <w:rFonts w:eastAsia="標楷體" w:hint="eastAsia"/>
+                <w:rFonts w:eastAsia="標楷體"/>
                 <w:color w:val="auto"/>
                 <w:sz w:val="28"/>
                 <w:szCs w:val="28"/>
@@ -2124,12 +2538,13 @@
               </w:numPr>
               <w:spacing w:beforeLines="50" w:before="120" w:line="360" w:lineRule="auto"/>
               <w:rPr>
-                <w:rFonts w:eastAsia="標楷體" w:hint="eastAsia"/>
+                <w:rFonts w:eastAsia="標楷體"/>
                 <w:color w:val="auto"/>
                 <w:sz w:val="28"/>
                 <w:szCs w:val="28"/>
               </w:rPr>
             </w:pPr>
+            <w:proofErr w:type="gramStart"/>
             <w:r>
               <w:rPr>
                 <w:rFonts w:eastAsia="標楷體" w:hint="eastAsia"/>
@@ -2139,6 +2554,7 @@
               </w:rPr>
               <w:t>收物帖與</w:t>
             </w:r>
+            <w:proofErr w:type="gramEnd"/>
             <w:r>
               <w:rPr>
                 <w:rFonts w:eastAsia="標楷體" w:hint="eastAsia"/>
@@ -2155,7 +2571,7 @@
                 <w:sz w:val="28"/>
                 <w:szCs w:val="28"/>
               </w:rPr>
-              <w:t>留言功能（提升商品媒合）</w:t>
+              <w:t>（提升商品媒合）</w:t>
             </w:r>
           </w:p>
           <w:p>
@@ -2167,7 +2583,7 @@
               </w:numPr>
               <w:spacing w:beforeLines="50" w:before="120" w:line="360" w:lineRule="auto"/>
               <w:rPr>
-                <w:rFonts w:eastAsia="標楷體" w:hint="eastAsia"/>
+                <w:rFonts w:eastAsia="標楷體"/>
                 <w:color w:val="auto"/>
                 <w:sz w:val="28"/>
                 <w:szCs w:val="28"/>
@@ -2253,7 +2669,7 @@
               </w:numPr>
               <w:spacing w:beforeLines="50" w:before="120" w:line="360" w:lineRule="auto"/>
               <w:rPr>
-                <w:rFonts w:eastAsia="標楷體" w:hint="eastAsia"/>
+                <w:rFonts w:eastAsia="標楷體"/>
                 <w:color w:val="auto"/>
                 <w:sz w:val="28"/>
                 <w:szCs w:val="28"/>
@@ -2266,7 +2682,27 @@
                 <w:sz w:val="28"/>
                 <w:szCs w:val="28"/>
               </w:rPr>
-              <w:t>商品與收物多標籤分類與推薦</w:t>
+              <w:t>商品</w:t>
+            </w:r>
+            <w:proofErr w:type="gramStart"/>
+            <w:r>
+              <w:rPr>
+                <w:rFonts w:eastAsia="標楷體" w:hint="eastAsia"/>
+                <w:color w:val="auto"/>
+                <w:sz w:val="28"/>
+                <w:szCs w:val="28"/>
+              </w:rPr>
+              <w:t>與收物多</w:t>
+            </w:r>
+            <w:proofErr w:type="gramEnd"/>
+            <w:r>
+              <w:rPr>
+                <w:rFonts w:eastAsia="標楷體" w:hint="eastAsia"/>
+                <w:color w:val="auto"/>
+                <w:sz w:val="28"/>
+                <w:szCs w:val="28"/>
+              </w:rPr>
+              <w:t>標籤分類與推薦</w:t>
             </w:r>
           </w:p>
         </w:tc>
@@ -2330,7 +2766,7 @@
               <w:pStyle w:val="Default"/>
               <w:spacing w:beforeLines="50" w:before="120" w:line="360" w:lineRule="auto"/>
               <w:rPr>
-                <w:rFonts w:eastAsia="標楷體" w:hint="eastAsia"/>
+                <w:rFonts w:eastAsia="標楷體"/>
                 <w:sz w:val="28"/>
                 <w:szCs w:val="28"/>
               </w:rPr>
@@ -2413,6 +2849,7 @@
                 <w:sz w:val="28"/>
                 <w:szCs w:val="28"/>
               </w:rPr>
+              <w:lastRenderedPageBreak/>
               <w:t>「人機介面設計」</w:t>
             </w:r>
             <w:r>
@@ -2801,7 +3238,7 @@
                     <w:pStyle w:val="Default"/>
                     <w:spacing w:beforeLines="50" w:before="120" w:line="360" w:lineRule="auto"/>
                     <w:rPr>
-                      <w:rFonts w:eastAsia="標楷體" w:hint="eastAsia"/>
+                      <w:rFonts w:eastAsia="標楷體"/>
                       <w:sz w:val="28"/>
                       <w:szCs w:val="28"/>
                     </w:rPr>
@@ -3451,6 +3888,7 @@
                       <w:szCs w:val="28"/>
                     </w:rPr>
                   </w:pPr>
+                  <w:proofErr w:type="gramStart"/>
                   <w:r>
                     <w:rPr>
                       <w:rFonts w:eastAsia="標楷體" w:hint="eastAsia"/>
@@ -3459,6 +3897,7 @@
                     </w:rPr>
                     <w:t>周次</w:t>
                   </w:r>
+                  <w:proofErr w:type="gramEnd"/>
                 </w:p>
               </w:tc>
               <w:tc>
@@ -3927,7 +4366,7 @@
                     <w:spacing w:beforeLines="50" w:before="120" w:line="360" w:lineRule="auto"/>
                     <w:jc w:val="center"/>
                     <w:rPr>
-                      <w:rFonts w:eastAsia="標楷體" w:hint="eastAsia"/>
+                      <w:rFonts w:eastAsia="標楷體"/>
                       <w:sz w:val="28"/>
                       <w:szCs w:val="28"/>
                     </w:rPr>
@@ -6003,7 +6442,17 @@
                 <w:sz w:val="28"/>
                 <w:szCs w:val="28"/>
               </w:rPr>
-              <w:t>差異，請說明</w:t>
+              <w:t>差</w:t>
+            </w:r>
+            <w:r>
+              <w:rPr>
+                <w:rFonts w:ascii="Times New Roman" w:eastAsia="標楷體" w:hAnsi="Times New Roman" w:hint="eastAsia"/>
+                <w:kern w:val="0"/>
+                <w:sz w:val="28"/>
+                <w:szCs w:val="28"/>
+              </w:rPr>
+              <w:lastRenderedPageBreak/>
+              <w:t>異，請說明</w:t>
             </w:r>
             <w:r>
               <w:rPr>
@@ -6021,7 +6470,47 @@
                 <w:sz w:val="28"/>
                 <w:szCs w:val="28"/>
               </w:rPr>
-              <w:t>參考切結書第十點之規定）。</w:t>
+              <w:t>參考切</w:t>
+            </w:r>
+            <w:proofErr w:type="gramStart"/>
+            <w:r>
+              <w:rPr>
+                <w:rFonts w:ascii="Times New Roman" w:eastAsia="標楷體" w:hAnsi="Times New Roman" w:hint="eastAsia"/>
+                <w:kern w:val="0"/>
+                <w:sz w:val="28"/>
+                <w:szCs w:val="28"/>
+              </w:rPr>
+              <w:t>結書第十點</w:t>
+            </w:r>
+            <w:proofErr w:type="gramEnd"/>
+            <w:r>
+              <w:rPr>
+                <w:rFonts w:ascii="Times New Roman" w:eastAsia="標楷體" w:hAnsi="Times New Roman" w:hint="eastAsia"/>
+                <w:kern w:val="0"/>
+                <w:sz w:val="28"/>
+                <w:szCs w:val="28"/>
+              </w:rPr>
+              <w:t>之規定</w:t>
+            </w:r>
+            <w:proofErr w:type="gramStart"/>
+            <w:r>
+              <w:rPr>
+                <w:rFonts w:ascii="Times New Roman" w:eastAsia="標楷體" w:hAnsi="Times New Roman" w:hint="eastAsia"/>
+                <w:kern w:val="0"/>
+                <w:sz w:val="28"/>
+                <w:szCs w:val="28"/>
+              </w:rPr>
+              <w:t>）</w:t>
+            </w:r>
+            <w:proofErr w:type="gramEnd"/>
+            <w:r>
+              <w:rPr>
+                <w:rFonts w:ascii="Times New Roman" w:eastAsia="標楷體" w:hAnsi="Times New Roman" w:hint="eastAsia"/>
+                <w:kern w:val="0"/>
+                <w:sz w:val="28"/>
+                <w:szCs w:val="28"/>
+              </w:rPr>
+              <w:t>。</w:t>
             </w:r>
           </w:p>
         </w:tc>
@@ -6052,6 +6541,7 @@
                 <w:sz w:val="28"/>
                 <w:szCs w:val="28"/>
               </w:rPr>
+              <w:lastRenderedPageBreak/>
               <w:t>軟體清單</w:t>
             </w:r>
           </w:p>
@@ -6106,7 +6596,6 @@
                 <w:sz w:val="28"/>
                 <w:szCs w:val="28"/>
               </w:rPr>
-              <w:lastRenderedPageBreak/>
               <w:sym w:font="Wingdings 2" w:char="F052"/>
             </w:r>
             <w:r>
@@ -6141,7 +6630,7 @@
                 <w:sz w:val="28"/>
                 <w:szCs w:val="28"/>
               </w:rPr>
-              <w:t>□</w:t>
+              <w:sym w:font="Wingdings 2" w:char="F052"/>
             </w:r>
             <w:r>
               <w:rPr>
@@ -6181,7 +6670,27 @@
                 <w:sz w:val="28"/>
                 <w:szCs w:val="28"/>
               </w:rPr>
-              <w:t xml:space="preserve"> MacOSX </w:t>
+              <w:t xml:space="preserve"> </w:t>
+            </w:r>
+            <w:proofErr w:type="spellStart"/>
+            <w:r>
+              <w:rPr>
+                <w:rFonts w:ascii="Times New Roman" w:eastAsia="標楷體" w:hAnsi="Times New Roman"/>
+                <w:kern w:val="0"/>
+                <w:sz w:val="28"/>
+                <w:szCs w:val="28"/>
+              </w:rPr>
+              <w:t>MacOSX</w:t>
+            </w:r>
+            <w:proofErr w:type="spellEnd"/>
+            <w:r>
+              <w:rPr>
+                <w:rFonts w:ascii="Times New Roman" w:eastAsia="標楷體" w:hAnsi="Times New Roman"/>
+                <w:kern w:val="0"/>
+                <w:sz w:val="28"/>
+                <w:szCs w:val="28"/>
+              </w:rPr>
+              <w:t xml:space="preserve"> </w:t>
             </w:r>
             <w:r>
               <w:rPr>
@@ -6701,7 +7210,7 @@
               <w:adjustRightInd w:val="0"/>
               <w:spacing w:beforeLines="50" w:before="120" w:line="360" w:lineRule="auto"/>
               <w:rPr>
-                <w:rFonts w:ascii="Times New Roman" w:eastAsia="標楷體" w:hAnsi="Times New Roman" w:hint="eastAsia"/>
+                <w:rFonts w:ascii="Times New Roman" w:eastAsia="標楷體" w:hAnsi="Times New Roman"/>
                 <w:kern w:val="0"/>
                 <w:sz w:val="28"/>
                 <w:szCs w:val="28"/>
@@ -6733,7 +7242,7 @@
               <w:adjustRightInd w:val="0"/>
               <w:spacing w:beforeLines="50" w:before="120" w:line="360" w:lineRule="auto"/>
               <w:rPr>
-                <w:rFonts w:ascii="Times New Roman" w:eastAsia="標楷體" w:hAnsi="Times New Roman" w:hint="eastAsia"/>
+                <w:rFonts w:ascii="Times New Roman" w:eastAsia="標楷體" w:hAnsi="Times New Roman"/>
                 <w:kern w:val="0"/>
                 <w:sz w:val="28"/>
                 <w:szCs w:val="28"/>
@@ -6765,7 +7274,7 @@
               <w:adjustRightInd w:val="0"/>
               <w:spacing w:beforeLines="50" w:before="120" w:line="360" w:lineRule="auto"/>
               <w:rPr>
-                <w:rFonts w:ascii="Times New Roman" w:eastAsia="標楷體" w:hAnsi="Times New Roman" w:hint="eastAsia"/>
+                <w:rFonts w:ascii="Times New Roman" w:eastAsia="標楷體" w:hAnsi="Times New Roman"/>
                 <w:kern w:val="0"/>
                 <w:sz w:val="28"/>
                 <w:szCs w:val="28"/>
@@ -6797,7 +7306,7 @@
               <w:adjustRightInd w:val="0"/>
               <w:spacing w:beforeLines="50" w:before="120" w:line="360" w:lineRule="auto"/>
               <w:rPr>
-                <w:rFonts w:ascii="Times New Roman" w:eastAsia="標楷體" w:hAnsi="Times New Roman" w:hint="eastAsia"/>
+                <w:rFonts w:ascii="Times New Roman" w:eastAsia="標楷體" w:hAnsi="Times New Roman"/>
                 <w:kern w:val="0"/>
                 <w:sz w:val="28"/>
                 <w:szCs w:val="28"/>
@@ -6953,7 +7462,6 @@
                 <w:sz w:val="28"/>
                 <w:szCs w:val="28"/>
               </w:rPr>
-              <w:lastRenderedPageBreak/>
               <w:t>權力分配</w:t>
             </w:r>
           </w:p>
@@ -6964,7 +7472,7 @@
               <w:adjustRightInd w:val="0"/>
               <w:spacing w:beforeLines="50" w:before="120" w:line="360" w:lineRule="auto"/>
               <w:rPr>
-                <w:rFonts w:ascii="Times New Roman" w:eastAsia="標楷體" w:hAnsi="Times New Roman" w:hint="eastAsia"/>
+                <w:rFonts w:ascii="Times New Roman" w:eastAsia="標楷體" w:hAnsi="Times New Roman"/>
                 <w:kern w:val="0"/>
                 <w:sz w:val="28"/>
                 <w:szCs w:val="28"/>
@@ -7780,6 +8288,7 @@
   <w:style w:type="character" w:default="1" w:styleId="a0">
     <w:name w:val="Default Paragraph Font"/>
     <w:uiPriority w:val="1"/>
+    <w:semiHidden/>
     <w:unhideWhenUsed/>
   </w:style>
   <w:style w:type="table" w:default="1" w:styleId="a1">
